--- a/01 Tanakh/01 Torah/01 B_reshit/בראשית/בראשית 04.docx
+++ b/01 Tanakh/01 Torah/01 B_reshit/בראשית/בראשית 04.docx
@@ -935,43 +935,7 @@
           <w:szCs w:val="28"/>
           <w:rtl w:val="1"/>
         </w:rPr>
-        <w:t xml:space="preserve">י</w:t>
-      </w:r>
-      <w:r>
-        <w:rPr>
-          <w:color w:val="121212"/>
-          <w:sz w:val="28"/>
-          <w:szCs w:val="28"/>
-          <w:rtl w:val="1"/>
-        </w:rPr>
-        <w:t xml:space="preserve">ְ</w:t>
-      </w:r>
-      <w:r>
-        <w:rPr>
-          <w:color w:val="121212"/>
-          <w:sz w:val="28"/>
-          <w:szCs w:val="28"/>
-          <w:rtl w:val="1"/>
-        </w:rPr>
-        <w:t xml:space="preserve">הו</w:t>
-      </w:r>
-      <w:r>
-        <w:rPr>
-          <w:color w:val="121212"/>
-          <w:sz w:val="28"/>
-          <w:szCs w:val="28"/>
-          <w:rtl w:val="1"/>
-        </w:rPr>
-        <w:t xml:space="preserve">ָֽ</w:t>
-      </w:r>
-      <w:r>
-        <w:rPr>
-          <w:color w:val="121212"/>
-          <w:sz w:val="28"/>
-          <w:szCs w:val="28"/>
-          <w:rtl w:val="1"/>
-        </w:rPr>
-        <w:t xml:space="preserve">ה</w:t>
+        <w:t xml:space="preserve">יהוה</w:t>
       </w:r>
       <w:r>
         <w:rPr>
@@ -2365,25 +2329,7 @@
           <w:szCs w:val="28"/>
           <w:rtl w:val="1"/>
         </w:rPr>
-        <w:t xml:space="preserve">יהו</w:t>
-      </w:r>
-      <w:r>
-        <w:rPr>
-          <w:color w:val="121212"/>
-          <w:sz w:val="28"/>
-          <w:szCs w:val="28"/>
-          <w:rtl w:val="1"/>
-        </w:rPr>
-        <w:t xml:space="preserve">ָֽ</w:t>
-      </w:r>
-      <w:r>
-        <w:rPr>
-          <w:color w:val="121212"/>
-          <w:sz w:val="28"/>
-          <w:szCs w:val="28"/>
-          <w:rtl w:val="1"/>
-        </w:rPr>
-        <w:t xml:space="preserve">ה</w:t>
+        <w:t xml:space="preserve">יהוה</w:t>
       </w:r>
       <w:r>
         <w:rPr>
@@ -2990,43 +2936,7 @@
           <w:szCs w:val="28"/>
           <w:rtl w:val="1"/>
         </w:rPr>
-        <w:t xml:space="preserve">י</w:t>
-      </w:r>
-      <w:r>
-        <w:rPr>
-          <w:color w:val="121212"/>
-          <w:sz w:val="28"/>
-          <w:szCs w:val="28"/>
-          <w:rtl w:val="1"/>
-        </w:rPr>
-        <w:t xml:space="preserve">ְ</w:t>
-      </w:r>
-      <w:r>
-        <w:rPr>
-          <w:color w:val="121212"/>
-          <w:sz w:val="28"/>
-          <w:szCs w:val="28"/>
-          <w:rtl w:val="1"/>
-        </w:rPr>
-        <w:t xml:space="preserve">הו</w:t>
-      </w:r>
-      <w:r>
-        <w:rPr>
-          <w:color w:val="121212"/>
-          <w:sz w:val="28"/>
-          <w:szCs w:val="28"/>
-          <w:rtl w:val="1"/>
-        </w:rPr>
-        <w:t xml:space="preserve">ָ֔</w:t>
-      </w:r>
-      <w:r>
-        <w:rPr>
-          <w:color w:val="121212"/>
-          <w:sz w:val="28"/>
-          <w:szCs w:val="28"/>
-          <w:rtl w:val="1"/>
-        </w:rPr>
-        <w:t xml:space="preserve">ה</w:t>
+        <w:t xml:space="preserve">יהוה</w:t>
       </w:r>
       <w:r>
         <w:rPr>
@@ -4060,43 +3970,7 @@
           <w:szCs w:val="28"/>
           <w:rtl w:val="1"/>
         </w:rPr>
-        <w:t xml:space="preserve">י</w:t>
-      </w:r>
-      <w:r>
-        <w:rPr>
-          <w:color w:val="121212"/>
-          <w:sz w:val="28"/>
-          <w:szCs w:val="28"/>
-          <w:rtl w:val="1"/>
-        </w:rPr>
-        <w:t xml:space="preserve">ְ</w:t>
-      </w:r>
-      <w:r>
-        <w:rPr>
-          <w:color w:val="121212"/>
-          <w:sz w:val="28"/>
-          <w:szCs w:val="28"/>
-          <w:rtl w:val="1"/>
-        </w:rPr>
-        <w:t xml:space="preserve">הו</w:t>
-      </w:r>
-      <w:r>
-        <w:rPr>
-          <w:color w:val="121212"/>
-          <w:sz w:val="28"/>
-          <w:szCs w:val="28"/>
-          <w:rtl w:val="1"/>
-        </w:rPr>
-        <w:t xml:space="preserve">ָ֖</w:t>
-      </w:r>
-      <w:r>
-        <w:rPr>
-          <w:color w:val="121212"/>
-          <w:sz w:val="28"/>
-          <w:szCs w:val="28"/>
-          <w:rtl w:val="1"/>
-        </w:rPr>
-        <w:t xml:space="preserve">ה</w:t>
+        <w:t xml:space="preserve">יהוה</w:t>
       </w:r>
       <w:r>
         <w:rPr>
@@ -6439,52 +6313,16 @@
           <w:szCs w:val="28"/>
           <w:rtl w:val="1"/>
         </w:rPr>
-        <w:t xml:space="preserve">י</w:t>
-      </w:r>
-      <w:r>
-        <w:rPr>
-          <w:color w:val="121212"/>
-          <w:sz w:val="28"/>
-          <w:szCs w:val="28"/>
-          <w:rtl w:val="1"/>
-        </w:rPr>
-        <w:t xml:space="preserve">ְ</w:t>
-      </w:r>
-      <w:r>
-        <w:rPr>
-          <w:color w:val="121212"/>
-          <w:sz w:val="28"/>
-          <w:szCs w:val="28"/>
-          <w:rtl w:val="1"/>
-        </w:rPr>
-        <w:t xml:space="preserve">הו</w:t>
-      </w:r>
-      <w:r>
-        <w:rPr>
-          <w:color w:val="121212"/>
-          <w:sz w:val="28"/>
-          <w:szCs w:val="28"/>
-          <w:rtl w:val="1"/>
-        </w:rPr>
-        <w:t xml:space="preserve">ָ</w:t>
-      </w:r>
-      <w:r>
-        <w:rPr>
-          <w:color w:val="121212"/>
-          <w:sz w:val="28"/>
-          <w:szCs w:val="28"/>
-          <w:rtl w:val="1"/>
-        </w:rPr>
-        <w:t xml:space="preserve">ה</w:t>
-      </w:r>
-      <w:r>
-        <w:rPr>
-          <w:color w:val="121212"/>
-          <w:sz w:val="28"/>
-          <w:szCs w:val="28"/>
-          <w:rtl w:val="1"/>
-        </w:rPr>
-        <w:t xml:space="preserve">֙ </w:t>
+        <w:t xml:space="preserve">יהוה</w:t>
+      </w:r>
+      <w:r>
+        <w:rPr>
+          <w:color w:val="121212"/>
+          <w:sz w:val="28"/>
+          <w:szCs w:val="28"/>
+          <w:rtl w:val="1"/>
+        </w:rPr>
+        <w:t xml:space="preserve"> </w:t>
       </w:r>
       <w:r>
         <w:rPr>
@@ -9407,43 +9245,7 @@
           <w:szCs w:val="28"/>
           <w:rtl w:val="1"/>
         </w:rPr>
-        <w:t xml:space="preserve">י</w:t>
-      </w:r>
-      <w:r>
-        <w:rPr>
-          <w:color w:val="121212"/>
-          <w:sz w:val="28"/>
-          <w:szCs w:val="28"/>
-          <w:rtl w:val="1"/>
-        </w:rPr>
-        <w:t xml:space="preserve">ְ</w:t>
-      </w:r>
-      <w:r>
-        <w:rPr>
-          <w:color w:val="121212"/>
-          <w:sz w:val="28"/>
-          <w:szCs w:val="28"/>
-          <w:rtl w:val="1"/>
-        </w:rPr>
-        <w:t xml:space="preserve">הו</w:t>
-      </w:r>
-      <w:r>
-        <w:rPr>
-          <w:color w:val="121212"/>
-          <w:sz w:val="28"/>
-          <w:szCs w:val="28"/>
-          <w:rtl w:val="1"/>
-        </w:rPr>
-        <w:t xml:space="preserve">ָ֑</w:t>
-      </w:r>
-      <w:r>
-        <w:rPr>
-          <w:color w:val="121212"/>
-          <w:sz w:val="28"/>
-          <w:szCs w:val="28"/>
-          <w:rtl w:val="1"/>
-        </w:rPr>
-        <w:t xml:space="preserve">ה</w:t>
+        <w:t xml:space="preserve">יהוה</w:t>
       </w:r>
       <w:r>
         <w:rPr>
@@ -11074,6 +10876,186 @@
           <w:szCs w:val="28"/>
           <w:rtl w:val="1"/>
         </w:rPr>
+        <w:t xml:space="preserve">יהוה</w:t>
+      </w:r>
+      <w:r>
+        <w:rPr>
+          <w:color w:val="121212"/>
+          <w:sz w:val="28"/>
+          <w:szCs w:val="28"/>
+          <w:rtl w:val="1"/>
+        </w:rPr>
+        <w:t xml:space="preserve"> </w:t>
+      </w:r>
+      <w:r>
+        <w:rPr>
+          <w:color w:val="121212"/>
+          <w:sz w:val="28"/>
+          <w:szCs w:val="28"/>
+          <w:rtl w:val="1"/>
+        </w:rPr>
+        <w:t xml:space="preserve">ל</w:t>
+      </w:r>
+      <w:r>
+        <w:rPr>
+          <w:color w:val="121212"/>
+          <w:sz w:val="28"/>
+          <w:szCs w:val="28"/>
+          <w:rtl w:val="1"/>
+        </w:rPr>
+        <w:t xml:space="preserve">ָ</w:t>
+      </w:r>
+      <w:r>
+        <w:rPr>
+          <w:color w:val="121212"/>
+          <w:sz w:val="28"/>
+          <w:szCs w:val="28"/>
+          <w:rtl w:val="1"/>
+        </w:rPr>
+        <w:t xml:space="preserve">כ</w:t>
+      </w:r>
+      <w:r>
+        <w:rPr>
+          <w:color w:val="121212"/>
+          <w:sz w:val="28"/>
+          <w:szCs w:val="28"/>
+          <w:rtl w:val="1"/>
+        </w:rPr>
+        <w:t xml:space="preserve">ֵ</w:t>
+      </w:r>
+      <w:r>
+        <w:rPr>
+          <w:color w:val="121212"/>
+          <w:sz w:val="28"/>
+          <w:szCs w:val="28"/>
+          <w:rtl w:val="1"/>
+        </w:rPr>
+        <w:t xml:space="preserve">ן</w:t>
+      </w:r>
+      <w:r>
+        <w:rPr>
+          <w:color w:val="121212"/>
+          <w:sz w:val="28"/>
+          <w:szCs w:val="28"/>
+          <w:rtl w:val="1"/>
+        </w:rPr>
+        <w:t xml:space="preserve">֙ </w:t>
+      </w:r>
+      <w:r>
+        <w:rPr>
+          <w:color w:val="121212"/>
+          <w:sz w:val="28"/>
+          <w:szCs w:val="28"/>
+          <w:rtl w:val="1"/>
+        </w:rPr>
+        <w:t xml:space="preserve">כ</w:t>
+      </w:r>
+      <w:r>
+        <w:rPr>
+          <w:color w:val="121212"/>
+          <w:sz w:val="28"/>
+          <w:szCs w:val="28"/>
+          <w:rtl w:val="1"/>
+        </w:rPr>
+        <w:t xml:space="preserve">ָּ</w:t>
+      </w:r>
+      <w:r>
+        <w:rPr>
+          <w:color w:val="121212"/>
+          <w:sz w:val="28"/>
+          <w:szCs w:val="28"/>
+          <w:rtl w:val="1"/>
+        </w:rPr>
+        <w:t xml:space="preserve">ל</w:t>
+      </w:r>
+      <w:r>
+        <w:rPr>
+          <w:color w:val="121212"/>
+          <w:sz w:val="28"/>
+          <w:szCs w:val="28"/>
+          <w:rtl w:val="1"/>
+        </w:rPr>
+        <w:t xml:space="preserve">־</w:t>
+      </w:r>
+      <w:r>
+        <w:rPr>
+          <w:color w:val="121212"/>
+          <w:sz w:val="28"/>
+          <w:szCs w:val="28"/>
+          <w:rtl w:val="1"/>
+        </w:rPr>
+        <w:t xml:space="preserve">ה</w:t>
+      </w:r>
+      <w:r>
+        <w:rPr>
+          <w:color w:val="121212"/>
+          <w:sz w:val="28"/>
+          <w:szCs w:val="28"/>
+          <w:rtl w:val="1"/>
+        </w:rPr>
+        <w:t xml:space="preserve">ֹ</w:t>
+      </w:r>
+      <w:r>
+        <w:rPr>
+          <w:color w:val="121212"/>
+          <w:sz w:val="28"/>
+          <w:szCs w:val="28"/>
+          <w:rtl w:val="1"/>
+        </w:rPr>
+        <w:t xml:space="preserve">ר</w:t>
+      </w:r>
+      <w:r>
+        <w:rPr>
+          <w:color w:val="121212"/>
+          <w:sz w:val="28"/>
+          <w:szCs w:val="28"/>
+          <w:rtl w:val="1"/>
+        </w:rPr>
+        <w:t xml:space="preserve">ֵ֣</w:t>
+      </w:r>
+      <w:r>
+        <w:rPr>
+          <w:color w:val="121212"/>
+          <w:sz w:val="28"/>
+          <w:szCs w:val="28"/>
+          <w:rtl w:val="1"/>
+        </w:rPr>
+        <w:t xml:space="preserve">ג</w:t>
+      </w:r>
+      <w:r>
+        <w:rPr>
+          <w:color w:val="121212"/>
+          <w:sz w:val="28"/>
+          <w:szCs w:val="28"/>
+          <w:rtl w:val="1"/>
+        </w:rPr>
+        <w:t xml:space="preserve"> </w:t>
+      </w:r>
+      <w:r>
+        <w:rPr>
+          <w:color w:val="121212"/>
+          <w:sz w:val="28"/>
+          <w:szCs w:val="28"/>
+          <w:rtl w:val="1"/>
+        </w:rPr>
+        <w:t xml:space="preserve">ק</w:t>
+      </w:r>
+      <w:r>
+        <w:rPr>
+          <w:color w:val="121212"/>
+          <w:sz w:val="28"/>
+          <w:szCs w:val="28"/>
+          <w:rtl w:val="1"/>
+        </w:rPr>
+        <w:t xml:space="preserve">ַ֔</w:t>
+      </w:r>
+      <w:r>
+        <w:rPr>
+          <w:color w:val="121212"/>
+          <w:sz w:val="28"/>
+          <w:szCs w:val="28"/>
+          <w:rtl w:val="1"/>
+        </w:rPr>
         <w:t xml:space="preserve">י</w:t>
       </w:r>
       <w:r>
@@ -11083,6 +11065,60 @@
           <w:szCs w:val="28"/>
           <w:rtl w:val="1"/>
         </w:rPr>
+        <w:t xml:space="preserve">ִ</w:t>
+      </w:r>
+      <w:r>
+        <w:rPr>
+          <w:color w:val="121212"/>
+          <w:sz w:val="28"/>
+          <w:szCs w:val="28"/>
+          <w:rtl w:val="1"/>
+        </w:rPr>
+        <w:t xml:space="preserve">ן</w:t>
+      </w:r>
+      <w:r>
+        <w:rPr>
+          <w:color w:val="121212"/>
+          <w:sz w:val="28"/>
+          <w:szCs w:val="28"/>
+          <w:rtl w:val="1"/>
+        </w:rPr>
+        <w:t xml:space="preserve"> </w:t>
+      </w:r>
+      <w:r>
+        <w:rPr>
+          <w:color w:val="121212"/>
+          <w:sz w:val="28"/>
+          <w:szCs w:val="28"/>
+          <w:rtl w:val="1"/>
+        </w:rPr>
+        <w:t xml:space="preserve">ש</w:t>
+      </w:r>
+      <w:r>
+        <w:rPr>
+          <w:color w:val="121212"/>
+          <w:sz w:val="28"/>
+          <w:szCs w:val="28"/>
+          <w:rtl w:val="1"/>
+        </w:rPr>
+        <w:t xml:space="preserve">ִׁ</w:t>
+      </w:r>
+      <w:r>
+        <w:rPr>
+          <w:color w:val="121212"/>
+          <w:sz w:val="28"/>
+          <w:szCs w:val="28"/>
+          <w:rtl w:val="1"/>
+        </w:rPr>
+        <w:t xml:space="preserve">ב</w:t>
+      </w:r>
+      <w:r>
+        <w:rPr>
+          <w:color w:val="121212"/>
+          <w:sz w:val="28"/>
+          <w:szCs w:val="28"/>
+          <w:rtl w:val="1"/>
+        </w:rPr>
         <w:t xml:space="preserve">ְ</w:t>
       </w:r>
       <w:r>
@@ -11092,25 +11128,61 @@
           <w:szCs w:val="28"/>
           <w:rtl w:val="1"/>
         </w:rPr>
-        <w:t xml:space="preserve">הו</w:t>
-      </w:r>
-      <w:r>
-        <w:rPr>
-          <w:color w:val="121212"/>
-          <w:sz w:val="28"/>
-          <w:szCs w:val="28"/>
-          <w:rtl w:val="1"/>
-        </w:rPr>
-        <w:t xml:space="preserve">ָ֗</w:t>
-      </w:r>
-      <w:r>
-        <w:rPr>
-          <w:color w:val="121212"/>
-          <w:sz w:val="28"/>
-          <w:szCs w:val="28"/>
-          <w:rtl w:val="1"/>
-        </w:rPr>
-        <w:t xml:space="preserve">ה</w:t>
+        <w:t xml:space="preserve">ע</w:t>
+      </w:r>
+      <w:r>
+        <w:rPr>
+          <w:color w:val="121212"/>
+          <w:sz w:val="28"/>
+          <w:szCs w:val="28"/>
+          <w:rtl w:val="1"/>
+        </w:rPr>
+        <w:t xml:space="preserve">ָ</w:t>
+      </w:r>
+      <w:r>
+        <w:rPr>
+          <w:color w:val="121212"/>
+          <w:sz w:val="28"/>
+          <w:szCs w:val="28"/>
+          <w:rtl w:val="1"/>
+        </w:rPr>
+        <w:t xml:space="preserve">ת</w:t>
+      </w:r>
+      <w:r>
+        <w:rPr>
+          <w:color w:val="121212"/>
+          <w:sz w:val="28"/>
+          <w:szCs w:val="28"/>
+          <w:rtl w:val="1"/>
+        </w:rPr>
+        <w:t xml:space="preserve">ַ֖</w:t>
+      </w:r>
+      <w:r>
+        <w:rPr>
+          <w:color w:val="121212"/>
+          <w:sz w:val="28"/>
+          <w:szCs w:val="28"/>
+          <w:rtl w:val="1"/>
+        </w:rPr>
+        <w:t xml:space="preserve">י</w:t>
+      </w:r>
+      <w:r>
+        <w:rPr>
+          <w:color w:val="121212"/>
+          <w:sz w:val="28"/>
+          <w:szCs w:val="28"/>
+          <w:rtl w:val="1"/>
+        </w:rPr>
+        <w:t xml:space="preserve">ִ</w:t>
+      </w:r>
+      <w:r>
+        <w:rPr>
+          <w:color w:val="121212"/>
+          <w:sz w:val="28"/>
+          <w:szCs w:val="28"/>
+          <w:rtl w:val="1"/>
+        </w:rPr>
+        <w:t xml:space="preserve">ם</w:t>
       </w:r>
       <w:r>
         <w:rPr>
@@ -11128,133 +11200,43 @@
           <w:szCs w:val="28"/>
           <w:rtl w:val="1"/>
         </w:rPr>
-        <w:t xml:space="preserve">ל</w:t>
-      </w:r>
-      <w:r>
-        <w:rPr>
-          <w:color w:val="121212"/>
-          <w:sz w:val="28"/>
-          <w:szCs w:val="28"/>
-          <w:rtl w:val="1"/>
-        </w:rPr>
-        <w:t xml:space="preserve">ָ</w:t>
-      </w:r>
-      <w:r>
-        <w:rPr>
-          <w:color w:val="121212"/>
-          <w:sz w:val="28"/>
-          <w:szCs w:val="28"/>
-          <w:rtl w:val="1"/>
-        </w:rPr>
-        <w:t xml:space="preserve">כ</w:t>
-      </w:r>
-      <w:r>
-        <w:rPr>
-          <w:color w:val="121212"/>
-          <w:sz w:val="28"/>
-          <w:szCs w:val="28"/>
-          <w:rtl w:val="1"/>
-        </w:rPr>
-        <w:t xml:space="preserve">ֵ</w:t>
-      </w:r>
-      <w:r>
-        <w:rPr>
-          <w:color w:val="121212"/>
-          <w:sz w:val="28"/>
-          <w:szCs w:val="28"/>
-          <w:rtl w:val="1"/>
-        </w:rPr>
-        <w:t xml:space="preserve">ן</w:t>
-      </w:r>
-      <w:r>
-        <w:rPr>
-          <w:color w:val="121212"/>
-          <w:sz w:val="28"/>
-          <w:szCs w:val="28"/>
-          <w:rtl w:val="1"/>
-        </w:rPr>
-        <w:t xml:space="preserve">֙ </w:t>
-      </w:r>
-      <w:r>
-        <w:rPr>
-          <w:color w:val="121212"/>
-          <w:sz w:val="28"/>
-          <w:szCs w:val="28"/>
-          <w:rtl w:val="1"/>
-        </w:rPr>
-        <w:t xml:space="preserve">כ</w:t>
-      </w:r>
-      <w:r>
-        <w:rPr>
-          <w:color w:val="121212"/>
-          <w:sz w:val="28"/>
-          <w:szCs w:val="28"/>
-          <w:rtl w:val="1"/>
-        </w:rPr>
-        <w:t xml:space="preserve">ָּ</w:t>
-      </w:r>
-      <w:r>
-        <w:rPr>
-          <w:color w:val="121212"/>
-          <w:sz w:val="28"/>
-          <w:szCs w:val="28"/>
-          <w:rtl w:val="1"/>
-        </w:rPr>
-        <w:t xml:space="preserve">ל</w:t>
-      </w:r>
-      <w:r>
-        <w:rPr>
-          <w:color w:val="121212"/>
-          <w:sz w:val="28"/>
-          <w:szCs w:val="28"/>
-          <w:rtl w:val="1"/>
-        </w:rPr>
-        <w:t xml:space="preserve">־</w:t>
-      </w:r>
-      <w:r>
-        <w:rPr>
-          <w:color w:val="121212"/>
-          <w:sz w:val="28"/>
-          <w:szCs w:val="28"/>
-          <w:rtl w:val="1"/>
-        </w:rPr>
-        <w:t xml:space="preserve">ה</w:t>
-      </w:r>
-      <w:r>
-        <w:rPr>
-          <w:color w:val="121212"/>
-          <w:sz w:val="28"/>
-          <w:szCs w:val="28"/>
-          <w:rtl w:val="1"/>
-        </w:rPr>
-        <w:t xml:space="preserve">ֹ</w:t>
-      </w:r>
-      <w:r>
-        <w:rPr>
-          <w:color w:val="121212"/>
-          <w:sz w:val="28"/>
-          <w:szCs w:val="28"/>
-          <w:rtl w:val="1"/>
-        </w:rPr>
-        <w:t xml:space="preserve">ר</w:t>
-      </w:r>
-      <w:r>
-        <w:rPr>
-          <w:color w:val="121212"/>
-          <w:sz w:val="28"/>
-          <w:szCs w:val="28"/>
-          <w:rtl w:val="1"/>
-        </w:rPr>
-        <w:t xml:space="preserve">ֵ֣</w:t>
-      </w:r>
-      <w:r>
-        <w:rPr>
-          <w:color w:val="121212"/>
-          <w:sz w:val="28"/>
-          <w:szCs w:val="28"/>
-          <w:rtl w:val="1"/>
-        </w:rPr>
-        <w:t xml:space="preserve">ג</w:t>
+        <w:t xml:space="preserve">י</w:t>
+      </w:r>
+      <w:r>
+        <w:rPr>
+          <w:color w:val="121212"/>
+          <w:sz w:val="28"/>
+          <w:szCs w:val="28"/>
+          <w:rtl w:val="1"/>
+        </w:rPr>
+        <w:t xml:space="preserve">ֻ</w:t>
+      </w:r>
+      <w:r>
+        <w:rPr>
+          <w:color w:val="121212"/>
+          <w:sz w:val="28"/>
+          <w:szCs w:val="28"/>
+          <w:rtl w:val="1"/>
+        </w:rPr>
+        <w:t xml:space="preserve">ק</w:t>
+      </w:r>
+      <w:r>
+        <w:rPr>
+          <w:color w:val="121212"/>
+          <w:sz w:val="28"/>
+          <w:szCs w:val="28"/>
+          <w:rtl w:val="1"/>
+        </w:rPr>
+        <w:t xml:space="preserve">ָּ֑</w:t>
+      </w:r>
+      <w:r>
+        <w:rPr>
+          <w:color w:val="121212"/>
+          <w:sz w:val="28"/>
+          <w:szCs w:val="28"/>
+          <w:rtl w:val="1"/>
+        </w:rPr>
+        <w:t xml:space="preserve">ם</w:t>
       </w:r>
       <w:r>
         <w:rPr>
@@ -11272,16 +11254,16 @@
           <w:szCs w:val="28"/>
           <w:rtl w:val="1"/>
         </w:rPr>
-        <w:t xml:space="preserve">ק</w:t>
-      </w:r>
-      <w:r>
-        <w:rPr>
-          <w:color w:val="121212"/>
-          <w:sz w:val="28"/>
-          <w:szCs w:val="28"/>
-          <w:rtl w:val="1"/>
-        </w:rPr>
-        <w:t xml:space="preserve">ַ֔</w:t>
+        <w:t xml:space="preserve">ו</w:t>
+      </w:r>
+      <w:r>
+        <w:rPr>
+          <w:color w:val="121212"/>
+          <w:sz w:val="28"/>
+          <w:szCs w:val="28"/>
+          <w:rtl w:val="1"/>
+        </w:rPr>
+        <w:t xml:space="preserve">ַ</w:t>
       </w:r>
       <w:r>
         <w:rPr>
@@ -11299,16 +11281,34 @@
           <w:szCs w:val="28"/>
           <w:rtl w:val="1"/>
         </w:rPr>
-        <w:t xml:space="preserve">ִ</w:t>
-      </w:r>
-      <w:r>
-        <w:rPr>
-          <w:color w:val="121212"/>
-          <w:sz w:val="28"/>
-          <w:szCs w:val="28"/>
-          <w:rtl w:val="1"/>
-        </w:rPr>
-        <w:t xml:space="preserve">ן</w:t>
+        <w:t xml:space="preserve">ָּ֨</w:t>
+      </w:r>
+      <w:r>
+        <w:rPr>
+          <w:color w:val="121212"/>
+          <w:sz w:val="28"/>
+          <w:szCs w:val="28"/>
+          <w:rtl w:val="1"/>
+        </w:rPr>
+        <w:t xml:space="preserve">ש</w:t>
+      </w:r>
+      <w:r>
+        <w:rPr>
+          <w:color w:val="121212"/>
+          <w:sz w:val="28"/>
+          <w:szCs w:val="28"/>
+          <w:rtl w:val="1"/>
+        </w:rPr>
+        <w:t xml:space="preserve">ֶׂ</w:t>
+      </w:r>
+      <w:r>
+        <w:rPr>
+          <w:color w:val="121212"/>
+          <w:sz w:val="28"/>
+          <w:szCs w:val="28"/>
+          <w:rtl w:val="1"/>
+        </w:rPr>
+        <w:t xml:space="preserve">ם</w:t>
       </w:r>
       <w:r>
         <w:rPr>
@@ -11326,277 +11326,7 @@
           <w:szCs w:val="28"/>
           <w:rtl w:val="1"/>
         </w:rPr>
-        <w:t xml:space="preserve">ש</w:t>
-      </w:r>
-      <w:r>
-        <w:rPr>
-          <w:color w:val="121212"/>
-          <w:sz w:val="28"/>
-          <w:szCs w:val="28"/>
-          <w:rtl w:val="1"/>
-        </w:rPr>
-        <w:t xml:space="preserve">ִׁ</w:t>
-      </w:r>
-      <w:r>
-        <w:rPr>
-          <w:color w:val="121212"/>
-          <w:sz w:val="28"/>
-          <w:szCs w:val="28"/>
-          <w:rtl w:val="1"/>
-        </w:rPr>
-        <w:t xml:space="preserve">ב</w:t>
-      </w:r>
-      <w:r>
-        <w:rPr>
-          <w:color w:val="121212"/>
-          <w:sz w:val="28"/>
-          <w:szCs w:val="28"/>
-          <w:rtl w:val="1"/>
-        </w:rPr>
-        <w:t xml:space="preserve">ְ</w:t>
-      </w:r>
-      <w:r>
-        <w:rPr>
-          <w:color w:val="121212"/>
-          <w:sz w:val="28"/>
-          <w:szCs w:val="28"/>
-          <w:rtl w:val="1"/>
-        </w:rPr>
-        <w:t xml:space="preserve">ע</w:t>
-      </w:r>
-      <w:r>
-        <w:rPr>
-          <w:color w:val="121212"/>
-          <w:sz w:val="28"/>
-          <w:szCs w:val="28"/>
-          <w:rtl w:val="1"/>
-        </w:rPr>
-        <w:t xml:space="preserve">ָ</w:t>
-      </w:r>
-      <w:r>
-        <w:rPr>
-          <w:color w:val="121212"/>
-          <w:sz w:val="28"/>
-          <w:szCs w:val="28"/>
-          <w:rtl w:val="1"/>
-        </w:rPr>
-        <w:t xml:space="preserve">ת</w:t>
-      </w:r>
-      <w:r>
-        <w:rPr>
-          <w:color w:val="121212"/>
-          <w:sz w:val="28"/>
-          <w:szCs w:val="28"/>
-          <w:rtl w:val="1"/>
-        </w:rPr>
-        <w:t xml:space="preserve">ַ֖</w:t>
-      </w:r>
-      <w:r>
-        <w:rPr>
-          <w:color w:val="121212"/>
-          <w:sz w:val="28"/>
-          <w:szCs w:val="28"/>
-          <w:rtl w:val="1"/>
-        </w:rPr>
-        <w:t xml:space="preserve">י</w:t>
-      </w:r>
-      <w:r>
-        <w:rPr>
-          <w:color w:val="121212"/>
-          <w:sz w:val="28"/>
-          <w:szCs w:val="28"/>
-          <w:rtl w:val="1"/>
-        </w:rPr>
-        <w:t xml:space="preserve">ִ</w:t>
-      </w:r>
-      <w:r>
-        <w:rPr>
-          <w:color w:val="121212"/>
-          <w:sz w:val="28"/>
-          <w:szCs w:val="28"/>
-          <w:rtl w:val="1"/>
-        </w:rPr>
-        <w:t xml:space="preserve">ם</w:t>
-      </w:r>
-      <w:r>
-        <w:rPr>
-          <w:color w:val="121212"/>
-          <w:sz w:val="28"/>
-          <w:szCs w:val="28"/>
-          <w:rtl w:val="1"/>
-        </w:rPr>
-        <w:t xml:space="preserve"> </w:t>
-      </w:r>
-      <w:r>
-        <w:rPr>
-          <w:color w:val="121212"/>
-          <w:sz w:val="28"/>
-          <w:szCs w:val="28"/>
-          <w:rtl w:val="1"/>
-        </w:rPr>
-        <w:t xml:space="preserve">י</w:t>
-      </w:r>
-      <w:r>
-        <w:rPr>
-          <w:color w:val="121212"/>
-          <w:sz w:val="28"/>
-          <w:szCs w:val="28"/>
-          <w:rtl w:val="1"/>
-        </w:rPr>
-        <w:t xml:space="preserve">ֻ</w:t>
-      </w:r>
-      <w:r>
-        <w:rPr>
-          <w:color w:val="121212"/>
-          <w:sz w:val="28"/>
-          <w:szCs w:val="28"/>
-          <w:rtl w:val="1"/>
-        </w:rPr>
-        <w:t xml:space="preserve">ק</w:t>
-      </w:r>
-      <w:r>
-        <w:rPr>
-          <w:color w:val="121212"/>
-          <w:sz w:val="28"/>
-          <w:szCs w:val="28"/>
-          <w:rtl w:val="1"/>
-        </w:rPr>
-        <w:t xml:space="preserve">ָּ֑</w:t>
-      </w:r>
-      <w:r>
-        <w:rPr>
-          <w:color w:val="121212"/>
-          <w:sz w:val="28"/>
-          <w:szCs w:val="28"/>
-          <w:rtl w:val="1"/>
-        </w:rPr>
-        <w:t xml:space="preserve">ם</w:t>
-      </w:r>
-      <w:r>
-        <w:rPr>
-          <w:color w:val="121212"/>
-          <w:sz w:val="28"/>
-          <w:szCs w:val="28"/>
-          <w:rtl w:val="1"/>
-        </w:rPr>
-        <w:t xml:space="preserve"> </w:t>
-      </w:r>
-      <w:r>
-        <w:rPr>
-          <w:color w:val="121212"/>
-          <w:sz w:val="28"/>
-          <w:szCs w:val="28"/>
-          <w:rtl w:val="1"/>
-        </w:rPr>
-        <w:t xml:space="preserve">ו</w:t>
-      </w:r>
-      <w:r>
-        <w:rPr>
-          <w:color w:val="121212"/>
-          <w:sz w:val="28"/>
-          <w:szCs w:val="28"/>
-          <w:rtl w:val="1"/>
-        </w:rPr>
-        <w:t xml:space="preserve">ַ</w:t>
-      </w:r>
-      <w:r>
-        <w:rPr>
-          <w:color w:val="121212"/>
-          <w:sz w:val="28"/>
-          <w:szCs w:val="28"/>
-          <w:rtl w:val="1"/>
-        </w:rPr>
-        <w:t xml:space="preserve">י</w:t>
-      </w:r>
-      <w:r>
-        <w:rPr>
-          <w:color w:val="121212"/>
-          <w:sz w:val="28"/>
-          <w:szCs w:val="28"/>
-          <w:rtl w:val="1"/>
-        </w:rPr>
-        <w:t xml:space="preserve">ָּ֨</w:t>
-      </w:r>
-      <w:r>
-        <w:rPr>
-          <w:color w:val="121212"/>
-          <w:sz w:val="28"/>
-          <w:szCs w:val="28"/>
-          <w:rtl w:val="1"/>
-        </w:rPr>
-        <w:t xml:space="preserve">ש</w:t>
-      </w:r>
-      <w:r>
-        <w:rPr>
-          <w:color w:val="121212"/>
-          <w:sz w:val="28"/>
-          <w:szCs w:val="28"/>
-          <w:rtl w:val="1"/>
-        </w:rPr>
-        <w:t xml:space="preserve">ֶׂ</w:t>
-      </w:r>
-      <w:r>
-        <w:rPr>
-          <w:color w:val="121212"/>
-          <w:sz w:val="28"/>
-          <w:szCs w:val="28"/>
-          <w:rtl w:val="1"/>
-        </w:rPr>
-        <w:t xml:space="preserve">ם</w:t>
-      </w:r>
-      <w:r>
-        <w:rPr>
-          <w:color w:val="121212"/>
-          <w:sz w:val="28"/>
-          <w:szCs w:val="28"/>
-          <w:rtl w:val="1"/>
-        </w:rPr>
-        <w:t xml:space="preserve"> </w:t>
-      </w:r>
-      <w:r>
-        <w:rPr>
-          <w:color w:val="121212"/>
-          <w:sz w:val="28"/>
-          <w:szCs w:val="28"/>
-          <w:rtl w:val="1"/>
-        </w:rPr>
-        <w:t xml:space="preserve">י</w:t>
-      </w:r>
-      <w:r>
-        <w:rPr>
-          <w:color w:val="121212"/>
-          <w:sz w:val="28"/>
-          <w:szCs w:val="28"/>
-          <w:rtl w:val="1"/>
-        </w:rPr>
-        <w:t xml:space="preserve">ְ</w:t>
-      </w:r>
-      <w:r>
-        <w:rPr>
-          <w:color w:val="121212"/>
-          <w:sz w:val="28"/>
-          <w:szCs w:val="28"/>
-          <w:rtl w:val="1"/>
-        </w:rPr>
-        <w:t xml:space="preserve">הו</w:t>
-      </w:r>
-      <w:r>
-        <w:rPr>
-          <w:color w:val="121212"/>
-          <w:sz w:val="28"/>
-          <w:szCs w:val="28"/>
-          <w:rtl w:val="1"/>
-        </w:rPr>
-        <w:t xml:space="preserve">ָ֤</w:t>
-      </w:r>
-      <w:r>
-        <w:rPr>
-          <w:color w:val="121212"/>
-          <w:sz w:val="28"/>
-          <w:szCs w:val="28"/>
-          <w:rtl w:val="1"/>
-        </w:rPr>
-        <w:t xml:space="preserve">ה</w:t>
+        <w:t xml:space="preserve">יהוה</w:t>
       </w:r>
       <w:r>
         <w:rPr>
@@ -12293,43 +12023,7 @@
           <w:szCs w:val="28"/>
           <w:rtl w:val="1"/>
         </w:rPr>
-        <w:t xml:space="preserve">י</w:t>
-      </w:r>
-      <w:r>
-        <w:rPr>
-          <w:color w:val="121212"/>
-          <w:sz w:val="28"/>
-          <w:szCs w:val="28"/>
-          <w:rtl w:val="1"/>
-        </w:rPr>
-        <w:t xml:space="preserve">ְ</w:t>
-      </w:r>
-      <w:r>
-        <w:rPr>
-          <w:color w:val="121212"/>
-          <w:sz w:val="28"/>
-          <w:szCs w:val="28"/>
-          <w:rtl w:val="1"/>
-        </w:rPr>
-        <w:t xml:space="preserve">הו</w:t>
-      </w:r>
-      <w:r>
-        <w:rPr>
-          <w:color w:val="121212"/>
-          <w:sz w:val="28"/>
-          <w:szCs w:val="28"/>
-          <w:rtl w:val="1"/>
-        </w:rPr>
-        <w:t xml:space="preserve">ָ֑</w:t>
-      </w:r>
-      <w:r>
-        <w:rPr>
-          <w:color w:val="121212"/>
-          <w:sz w:val="28"/>
-          <w:szCs w:val="28"/>
-          <w:rtl w:val="1"/>
-        </w:rPr>
-        <w:t xml:space="preserve">ה</w:t>
+        <w:t xml:space="preserve">יהוה</w:t>
       </w:r>
       <w:r>
         <w:rPr>
@@ -21392,43 +21086,7 @@
           <w:szCs w:val="28"/>
           <w:rtl w:val="1"/>
         </w:rPr>
-        <w:t xml:space="preserve">י</w:t>
-      </w:r>
-      <w:r>
-        <w:rPr>
-          <w:color w:val="121212"/>
-          <w:sz w:val="28"/>
-          <w:szCs w:val="28"/>
-          <w:rtl w:val="1"/>
-        </w:rPr>
-        <w:t xml:space="preserve">ְ</w:t>
-      </w:r>
-      <w:r>
-        <w:rPr>
-          <w:color w:val="121212"/>
-          <w:sz w:val="28"/>
-          <w:szCs w:val="28"/>
-          <w:rtl w:val="1"/>
-        </w:rPr>
-        <w:t xml:space="preserve">הו</w:t>
-      </w:r>
-      <w:r>
-        <w:rPr>
-          <w:color w:val="121212"/>
-          <w:sz w:val="28"/>
-          <w:szCs w:val="28"/>
-          <w:rtl w:val="1"/>
-        </w:rPr>
-        <w:t xml:space="preserve">ָֽ</w:t>
-      </w:r>
-      <w:r>
-        <w:rPr>
-          <w:color w:val="121212"/>
-          <w:sz w:val="28"/>
-          <w:szCs w:val="28"/>
-          <w:rtl w:val="1"/>
-        </w:rPr>
-        <w:t xml:space="preserve">ה</w:t>
+        <w:t xml:space="preserve">יהוה</w:t>
       </w:r>
       <w:r>
         <w:rPr>
